--- a/docs/sprint5/Sprint_5_Entregable_1_Plan_de_Pruebas.docx
+++ b/docs/sprint5/Sprint_5_Entregable_1_Plan_de_Pruebas.docx
@@ -1782,7 +1782,7 @@
               <w:rPr>
                 <w:sz w:val="16"/>
               </w:rPr>
-              <w:t>176/176 pruebas aprobadas</w:t>
+              <w:t>211/211 pruebas aprobadas</w:t>
             </w:r>
           </w:p>
         </w:tc>
@@ -1812,7 +1812,7 @@
               <w:rPr>
                 <w:sz w:val="16"/>
               </w:rPr>
-              <w:t>37/37 pruebas aprobadas</w:t>
+              <w:t>117/117 pruebas aprobadas</w:t>
             </w:r>
           </w:p>
         </w:tc>
